--- a/KHBD_Robotics/Lớp_5/Tuần_07/KHBD_Robotics_Lớp_5_Tiet05_Bai_5_ong_co_Dynamixel_hoat_ong_the_nao.docx
+++ b/KHBD_Robotics/Lớp_5/Tuần_07/KHBD_Robotics_Lớp_5_Tiet05_Bai_5_ong_co_Dynamixel_hoat_ong_the_nao.docx
@@ -320,7 +320,7 @@
           <w:i w:val="0"/>
           <w:sz w:val="26"/>
         </w:rPr>
-        <w:t>+ Tìm hiểu cách hoạt động của động cơ servo Dynamixel.</w:t>
+        <w:t>- Nêu được khái niệm cảm biến.</w:t>
       </w:r>
     </w:p>
     <w:p>
@@ -336,7 +336,7 @@
           <w:i w:val="0"/>
           <w:sz w:val="26"/>
         </w:rPr>
-        <w:t>+ Lắp robot khuếch đại chuyển động.</w:t>
+        <w:t>- Nêu được ý nghĩa câu lệnh dùng cho động cơ dynamixel.</w:t>
       </w:r>
     </w:p>
     <w:p>
@@ -952,6 +952,11 @@
                 <w:rFonts w:ascii="Times New Roman" w:hAnsi="Times New Roman" w:cs="Times New Roman"/>
                 <w:sz w:val="26"/>
               </w:rPr>
+              <w:t>+ GV cho HS xem video và đặt câu hỏi.</w:t>
+              <w:br/>
+              <w:t>+ HS xem video và trả lời câu hỏi.</w:t>
+              <w:br/>
+              <w:t>+ GV lắng nghe và nhận xét.</w:t>
             </w:r>
             <w:r>
               <w:rPr>
@@ -960,7 +965,6 @@
                 <w:i w:val="0"/>
                 <w:sz w:val="26"/>
               </w:rPr>
-              <w:t>- GV trình chiếu clip/hình ảnh thực tế sinh động liên quan đến chủ đề.</w:t>
             </w:r>
           </w:p>
           <w:p>
@@ -975,7 +979,6 @@
                 <w:i w:val="0"/>
                 <w:sz w:val="26"/>
               </w:rPr>
-              <w:t>- Đặt câu hỏi dẫn dắt: "Em có biết bạn robot này giúp ích gì cho con người không?"</w:t>
             </w:r>
           </w:p>
           <w:p>
@@ -990,7 +993,6 @@
                 <w:i w:val="0"/>
                 <w:sz w:val="26"/>
               </w:rPr>
-              <w:t>- HS chú ý quan sát, thảo luận cặp đôi và xung phong trả lời.</w:t>
             </w:r>
           </w:p>
           <w:p>
@@ -1005,7 +1007,6 @@
                 <w:i w:val="0"/>
                 <w:sz w:val="26"/>
               </w:rPr>
-              <w:t>- GV nhận xét, tuyên dương và dẫn dắt vào bài mới.</w:t>
             </w:r>
           </w:p>
         </w:tc>
@@ -1029,6 +1030,9 @@
                 <w:rFonts w:ascii="Times New Roman" w:hAnsi="Times New Roman" w:cs="Times New Roman"/>
                 <w:sz w:val="26"/>
               </w:rPr>
+              <w:t>Câu trả lời của HS.</w:t>
+              <w:br/>
+              <w:t>+ Câu hỏi: Robot và động cơ có liên quan với nhau như thế nào?</w:t>
             </w:r>
             <w:r>
               <w:rPr>
@@ -1037,7 +1041,6 @@
                 <w:i w:val="0"/>
                 <w:sz w:val="26"/>
               </w:rPr>
-              <w:t>HS hào hứng, tập trung vào bài học.</w:t>
             </w:r>
           </w:p>
           <w:p>
@@ -1052,7 +1055,6 @@
                 <w:i w:val="0"/>
                 <w:sz w:val="26"/>
               </w:rPr>
-              <w:t>Nhận diện được chủ đề bài học.</w:t>
             </w:r>
           </w:p>
         </w:tc>
@@ -1275,6 +1277,9 @@
                 <w:rFonts w:ascii="Times New Roman" w:hAnsi="Times New Roman" w:cs="Times New Roman"/>
                 <w:sz w:val="26"/>
               </w:rPr>
+              <w:t>+ GV giới thiệu kiến thức cho HS về dynamixel, thiết bị dùng trong Excel 1.</w:t>
+              <w:br/>
+              <w:t>+ HS lắng nghe và ghi nhớ kiến thức.</w:t>
             </w:r>
             <w:r>
               <w:rPr>
@@ -1283,7 +1288,6 @@
                 <w:i w:val="0"/>
                 <w:sz w:val="26"/>
               </w:rPr>
-              <w:t>- GV phát phiếu hướng dẫn và giới thiệu từng loại linh kiện chính.</w:t>
             </w:r>
           </w:p>
           <w:p>
@@ -1298,7 +1302,6 @@
                 <w:i w:val="0"/>
                 <w:sz w:val="26"/>
               </w:rPr>
-              <w:t>- Hướng dẫn HS cách chọn đúng chốt nối và cách phân biệt các khớp xoay.</w:t>
             </w:r>
           </w:p>
           <w:p>
@@ -1313,7 +1316,6 @@
                 <w:i w:val="0"/>
                 <w:sz w:val="26"/>
               </w:rPr>
-              <w:t>- HS làm việc nhóm, chọn đúng các chi tiết cần thiết ra khay chứa.</w:t>
             </w:r>
           </w:p>
           <w:p>
@@ -1328,7 +1330,106 @@
                 <w:i w:val="0"/>
                 <w:sz w:val="26"/>
               </w:rPr>
-              <w:t>- GV đi từng bàn kiểm tra, hỗ trợ nhóm còn lúng túng.</w:t>
+            </w:r>
+          </w:p>
+          <w:p>
+            <w:pPr>
+              <w:jc w:val="center"/>
+            </w:pPr>
+            <w:r>
+              <w:drawing>
+                <wp:inline distT="0" distB="0" distL="0" distR="0" wp14:anchorId="62BED525" wp14:editId="4E03DFE8">
+                  <wp:extent cx="4219893" cy="1309687"/>
+                  <wp:effectExtent l="0" t="0" r="0" b="5080"/>
+                  <wp:docPr id="5" name="picture 5" descr="Sung. Tên ảnh gốc: CLP000036c455aa.bmp Kích thước ảnh gốc: rộng 980 pixel x cao 289 pixel"/>
+                  <wp:cNvGraphicFramePr/>
+                  <a:graphic xmlns:a="http://schemas.openxmlformats.org/drawingml/2006/main">
+                    <a:graphicData uri="http://schemas.openxmlformats.org/drawingml/2006/picture">
+                      <pic:pic xmlns:pic="http://schemas.openxmlformats.org/drawingml/2006/picture">
+                        <pic:nvPicPr>
+                          <pic:cNvPr id="0" name="pic"/>
+                          <pic:cNvPicPr/>
+                        </pic:nvPicPr>
+                        <pic:blipFill>
+                          <a:blip r:embed="rId16" cstate="print">
+                            <a:lum/>
+                          </a:blip>
+                          <a:srcRect/>
+                          <a:stretch>
+                            <a:fillRect/>
+                          </a:stretch>
+                        </pic:blipFill>
+                        <pic:spPr>
+                          <a:xfrm>
+                            <a:off x="0" y="0"/>
+                            <a:ext cx="4236887" cy="1314961"/>
+                          </a:xfrm>
+                          <a:prstGeom prst="rect">
+                            <a:avLst/>
+                          </a:prstGeom>
+                        </pic:spPr>
+                      </pic:pic>
+                    </a:graphicData>
+                  </a:graphic>
+                </wp:inline>
+              </w:drawing>
+            </w:r>
+          </w:p>
+          <w:p>
+            <w:pPr>
+              <w:jc w:val="center"/>
+            </w:pPr>
+            <w:r>
+              <w:drawing>
+                <wp:anchor distT="0" distB="0" distL="114300" distR="114300" simplePos="0" relativeHeight="251664384" behindDoc="0" locked="0" layoutInCell="1" allowOverlap="0" wp14:anchorId="6D24251D" wp14:editId="721AA7F9">
+                  <wp:simplePos x="0" y="0"/>
+                  <wp:positionH relativeFrom="column">
+                    <wp:posOffset>1153795</wp:posOffset>
+                  </wp:positionH>
+                  <wp:positionV relativeFrom="paragraph">
+                    <wp:posOffset>535305</wp:posOffset>
+                  </wp:positionV>
+                  <wp:extent cx="3931920" cy="850900"/>
+                  <wp:effectExtent l="0" t="0" r="0" b="6350"/>
+                  <wp:wrapTopAndBottom/>
+                  <wp:docPr id="85" name="picture 85" descr="Sung. Tên ảnh gốc: CLP000019e8002c.bmp Kích thước ảnh gốc: rộng 1157 pixel x cao 324 pixel"/>
+                  <wp:cNvGraphicFramePr/>
+                  <a:graphic xmlns:a="http://schemas.openxmlformats.org/drawingml/2006/main">
+                    <a:graphicData uri="http://schemas.openxmlformats.org/drawingml/2006/picture">
+                      <pic:pic xmlns:pic="http://schemas.openxmlformats.org/drawingml/2006/picture">
+                        <pic:nvPicPr>
+                          <pic:cNvPr id="0" name="pic"/>
+                          <pic:cNvPicPr/>
+                        </pic:nvPicPr>
+                        <pic:blipFill>
+                          <a:blip r:embed="rId17" cstate="print">
+                            <a:lum/>
+                          </a:blip>
+                          <a:srcRect/>
+                          <a:stretch>
+                            <a:fillRect/>
+                          </a:stretch>
+                        </pic:blipFill>
+                        <pic:spPr>
+                          <a:xfrm>
+                            <a:off x="0" y="0"/>
+                            <a:ext cx="3931920" cy="850900"/>
+                          </a:xfrm>
+                          <a:prstGeom prst="rect">
+                            <a:avLst/>
+                          </a:prstGeom>
+                        </pic:spPr>
+                      </pic:pic>
+                    </a:graphicData>
+                  </a:graphic>
+                  <wp14:sizeRelH relativeFrom="margin">
+                    <wp14:pctWidth>0</wp14:pctWidth>
+                  </wp14:sizeRelH>
+                  <wp14:sizeRelV relativeFrom="margin">
+                    <wp14:pctHeight>0</wp14:pctHeight>
+                  </wp14:sizeRelV>
+                </wp:anchor>
+              </w:drawing>
             </w:r>
           </w:p>
         </w:tc>
@@ -1352,6 +1453,17 @@
                 <w:rFonts w:ascii="Times New Roman" w:hAnsi="Times New Roman" w:cs="Times New Roman"/>
                 <w:sz w:val="26"/>
               </w:rPr>
+              <w:t>+ Nêu được khái niệm cảm biến.</w:t>
+              <w:br/>
+              <w:t>+ Nêu được ý nghĩa câu lệnh sử dụng cho động cơ dynamixel.</w:t>
+              <w:br/>
+              <w:t>Vở ghi của HS.</w:t>
+              <w:br/>
+              <w:t>+ Cảm biến: Là một thiết bị điện tử cảm nhận những trạng thái, quá trình vật lí hay hóa học trong môi trường cần khảo sát và biến đổi thành tín hiệu điện để thu thập thông tin về trạng thái hay quá trình đó.</w:t>
+              <w:br/>
+              <w:t>+ Thiết bị Excel 1 dùng động cơ dynamixel có thể tạo ra tốc độ và chuyển động bằng cách thêm các chức năng như cảm biến quang và chương trình vào động cơ. Dynamixel là một trong những thiết kế dẫn động kết hợp với cảm biến và chương trình điều khiển giúp cho động cơ chuyển động chính xác nhất.</w:t>
+              <w:br/>
+              <w:t>+ ID Dynamixel: Đây là ID được gán cho động cơ Dynamixel và được gán dưới      dạng nhãn dán cho dynamixel. Trong Alblock, có thể chọn ID từ 1 đến 8.</w:t>
             </w:r>
             <w:r>
               <w:rPr>
@@ -1360,7 +1472,6 @@
                 <w:i w:val="0"/>
                 <w:sz w:val="26"/>
               </w:rPr>
-              <w:t>HS gọi đúng tên các linh kiện cơ bản.</w:t>
             </w:r>
           </w:p>
           <w:p>
@@ -1375,7 +1486,6 @@
                 <w:i w:val="0"/>
                 <w:sz w:val="26"/>
               </w:rPr>
-              <w:t>Chuẩn bị đầy đủ linh kiện lắp ráp.</w:t>
             </w:r>
           </w:p>
         </w:tc>
@@ -1598,6 +1708,9 @@
                 <w:rFonts w:ascii="Times New Roman" w:hAnsi="Times New Roman" w:cs="Times New Roman"/>
                 <w:sz w:val="26"/>
               </w:rPr>
+              <w:t>+ GV yêu cầu HS mở hộp, lựa chọn các mảnh ghép và lắp ghép theo hướng dẫn trong sách. Lưu ý cách sử dụng chốt trong suốt.</w:t>
+              <w:br/>
+              <w:t>+ Học sinh tiến hành lắp robot Khúc côn cầu.</w:t>
             </w:r>
             <w:r>
               <w:rPr>
@@ -1606,7 +1719,6 @@
                 <w:i w:val="0"/>
                 <w:sz w:val="26"/>
               </w:rPr>
-              <w:t>- GV nêu yêu cầu thực hành và lưu ý an toàn khi lắp ráp.</w:t>
             </w:r>
           </w:p>
           <w:p>
@@ -1621,7 +1733,6 @@
                 <w:i w:val="0"/>
                 <w:sz w:val="26"/>
               </w:rPr>
-              <w:t>- HS phân công nhiệm vụ: bạn xem sơ đồ, bạn lắp khung, bạn thử pin.</w:t>
             </w:r>
           </w:p>
           <w:p>
@@ -1636,7 +1747,6 @@
                 <w:i w:val="0"/>
                 <w:sz w:val="26"/>
               </w:rPr>
-              <w:t>- Các nhóm hoàn thiện mô hình robot và bật công tắc chạy thử.</w:t>
             </w:r>
           </w:p>
           <w:p>
@@ -1651,7 +1761,49 @@
                 <w:i w:val="0"/>
                 <w:sz w:val="26"/>
               </w:rPr>
-              <w:t>- GV quan sát, khích lệ và chấm điểm thi đua giữa các nhóm.</w:t>
+            </w:r>
+          </w:p>
+          <w:p>
+            <w:pPr>
+              <w:jc w:val="center"/>
+            </w:pPr>
+            <w:r>
+              <w:drawing>
+                <wp:inline distT="0" distB="0" distL="0" distR="0" wp14:anchorId="6416CACF" wp14:editId="05B370AC">
+                  <wp:extent cx="3514926" cy="2426329"/>
+                  <wp:effectExtent l="0" t="0" r="0" b="0"/>
+                  <wp:docPr id="89" name="picture 89" descr="Sung. Tên ảnh gốc: CLP000019e80030.bmp Kích thước ảnh gốc: rộng 904 pixel x cao 612 pixel"/>
+                  <wp:cNvGraphicFramePr/>
+                  <a:graphic xmlns:a="http://schemas.openxmlformats.org/drawingml/2006/main">
+                    <a:graphicData uri="http://schemas.openxmlformats.org/drawingml/2006/picture">
+                      <pic:pic xmlns:pic="http://schemas.openxmlformats.org/drawingml/2006/picture">
+                        <pic:nvPicPr>
+                          <pic:cNvPr id="0" name="pic"/>
+                          <pic:cNvPicPr/>
+                        </pic:nvPicPr>
+                        <pic:blipFill>
+                          <a:blip r:embed="rId18" cstate="print">
+                            <a:lum/>
+                          </a:blip>
+                          <a:srcRect/>
+                          <a:stretch>
+                            <a:fillRect/>
+                          </a:stretch>
+                        </pic:blipFill>
+                        <pic:spPr>
+                          <a:xfrm>
+                            <a:off x="0" y="0"/>
+                            <a:ext cx="3525149" cy="2433386"/>
+                          </a:xfrm>
+                          <a:prstGeom prst="rect">
+                            <a:avLst/>
+                          </a:prstGeom>
+                        </pic:spPr>
+                      </pic:pic>
+                    </a:graphicData>
+                  </a:graphic>
+                </wp:inline>
+              </w:drawing>
             </w:r>
           </w:p>
         </w:tc>
@@ -1675,6 +1827,7 @@
                 <w:rFonts w:ascii="Times New Roman" w:hAnsi="Times New Roman" w:cs="Times New Roman"/>
                 <w:sz w:val="26"/>
               </w:rPr>
+              <w:t>Sản phẩm robot của HS.</w:t>
             </w:r>
             <w:r>
               <w:rPr>
@@ -1683,7 +1836,6 @@
                 <w:i w:val="0"/>
                 <w:sz w:val="26"/>
               </w:rPr>
-              <w:t>Mô hình robot hoàn thành chắc chắn.</w:t>
             </w:r>
           </w:p>
           <w:p>
@@ -1698,7 +1850,6 @@
                 <w:i w:val="0"/>
                 <w:sz w:val="26"/>
               </w:rPr>
-              <w:t>Robot hoạt động trơn tru, chính xác.</w:t>
             </w:r>
           </w:p>
         </w:tc>
@@ -1921,6 +2072,29 @@
                 <w:rFonts w:ascii="Times New Roman" w:hAnsi="Times New Roman" w:cs="Times New Roman"/>
                 <w:sz w:val="26"/>
               </w:rPr>
+              <w:t>+ GV hướng dẫn HS lắp ráp sáng tạo thêm cho robot.</w:t>
+              <w:br/>
+              <w:t>+ HS tiến hành lắp ráp, sáng tạo dựa trên những gợi ý của GV và những mảnh ghép còn trong hộp.</w:t>
+              <w:br/>
+              <w:t>5. Tự học (Let’s move)</w:t>
+              <w:br/>
+              <w:t>- Mục tiêu: Vận hành được robot đã lắp.</w:t>
+              <w:br/>
+              <w:t>- Nội dung: HS vận hành robot vừa lắp, chơi với robot.</w:t>
+              <w:br/>
+              <w:t>+ GV tổ chức cho HS chơi với robot sau khi lắp xong.</w:t>
+              <w:br/>
+              <w:t>+ HS tự chơi với robot.</w:t>
+              <w:br/>
+              <w:t>6. Tự kiểm tra (Let’s check)</w:t>
+              <w:br/>
+              <w:t>- Mục tiêu: HS tháo được chốt, sắp xếp ngăn nắp các mảnh ghép vào trong hộp.</w:t>
+              <w:br/>
+              <w:t>- Nội dung: HS tháo chốt, sắp xếp các mảnh ghép.</w:t>
+              <w:br/>
+              <w:t>+ GV cho HS tháo chốt.</w:t>
+              <w:br/>
+              <w:t>+ HS tiến hành tháo robot, sắp xếp ngăn nắp các mảnh ghép vào trong hộp, dọn dẹp bàn ghế quanh vị trí ngồi.</w:t>
             </w:r>
             <w:r>
               <w:rPr>
@@ -1929,7 +2103,6 @@
                 <w:i w:val="0"/>
                 <w:sz w:val="26"/>
               </w:rPr>
-              <w:t>- GV đặt câu hỏi: "Em có thể gắn thêm chi tiết gì để bạn robot đẹp hơn?"</w:t>
             </w:r>
           </w:p>
           <w:p>
@@ -1944,7 +2117,6 @@
                 <w:i w:val="0"/>
                 <w:sz w:val="26"/>
               </w:rPr>
-              <w:t>- Đại diện 1-2 nhóm giơ robot lên giới thiệu và biểu diễn trước lớp.</w:t>
             </w:r>
           </w:p>
           <w:p>
@@ -1959,7 +2131,6 @@
                 <w:i w:val="0"/>
                 <w:sz w:val="26"/>
               </w:rPr>
-              <w:t>- GV tổng kết tiết học, dặn dò HS cẩn thận tháo dỡ hoặc bảo quản mô hình.</w:t>
             </w:r>
           </w:p>
           <w:p>
@@ -1974,7 +2145,6 @@
                 <w:i w:val="0"/>
                 <w:sz w:val="26"/>
               </w:rPr>
-              <w:t>- HS thu gom linh kiện vào đúng ngăn trong hộp Kit, xếp ghế ngay ngắn.</w:t>
             </w:r>
           </w:p>
         </w:tc>
@@ -1998,6 +2168,7 @@
                 <w:rFonts w:ascii="Times New Roman" w:hAnsi="Times New Roman" w:cs="Times New Roman"/>
                 <w:sz w:val="26"/>
               </w:rPr>
+              <w:t>Sản phẩm robot sáng tạo của HS.</w:t>
             </w:r>
             <w:r>
               <w:rPr>
@@ -2006,7 +2177,6 @@
                 <w:i w:val="0"/>
                 <w:sz w:val="26"/>
               </w:rPr>
-              <w:t>HS tự tin chia sẻ ý tưởng trước lớp.</w:t>
             </w:r>
           </w:p>
           <w:p>
@@ -2021,7 +2191,6 @@
                 <w:i w:val="0"/>
                 <w:sz w:val="26"/>
               </w:rPr>
-              <w:t>Hộp đồ dùng ngăn nắp, phòng học sạch sẽ.</w:t>
             </w:r>
           </w:p>
         </w:tc>
